--- a/example_articles/occupations/Construction/6.occupations_Construction_Other_publisher.docx
+++ b/example_articles/occupations/Construction/6.occupations_Construction_Other_publisher.docx
@@ -7,7 +7,7 @@
         <w:pStyle w:val="Heading1"/>
       </w:pPr>
       <w:r>
-        <w:t>TRADITIONAL PARTY LINES BLURRED IN THIS ELECTION</w:t>
+        <w:t>CANDIDATES COURT SOCCER MOMS</w:t>
       </w:r>
     </w:p>
     <w:p>
@@ -17,17 +17,17 @@
     </w:p>
     <w:p>
       <w:r>
-        <w:t>Date: 1999-11-07</w:t>
+        <w:t>Date: 1996-10-27</w:t>
       </w:r>
     </w:p>
     <w:p>
       <w:r>
-        <w:t>Section: EDITORIAL SUNDAY REVIEW; Pg. D03</w:t>
+        <w:t>Section: LIFESTYLE,; ON LANGUAGE</w:t>
       </w:r>
     </w:p>
     <w:p>
       <w:r>
-        <w:t>Source file: Other publishers/Files (500) (13).DOCX</w:t>
+        <w:t>Source file: Other publishers/Files (500) (14).DOCX</w:t>
       </w:r>
     </w:p>
     <w:p>
@@ -49,95 +49,39 @@
     </w:p>
     <w:p>
       <w:r>
-        <w:t>The Democratic Party put its life on the line Tuesday for John F. Street.</w:t>
+        <w:t>As the presidential campaign of 1996 enters its final week, its most powerful catch phrase has just been determined. Neither candidate coined it. No commentator had a hand in it. The phrase is to this campaign what gender gap was to the Bush-Clinton coverage in 1992 and the catch phrases angry white male and Contract With America were to the 1994 congressional contest.</w:t>
         <w:br/>
-        <w:t>Democratic leaders and Street strategists formed a winning coalition by focusing get-out-the-vote efforts on African Americans and on a relatively small group of working-class whites who could be counted on to cross racial lines for the sake of party loyalty.</w:t>
+        <w:t>The envelope, please. And the winner is: soccer mom!</w:t>
         <w:br/>
-        <w:t>The Republican Party, which is outnumbered 4-1 by Democrats in Philadelphia, joined Sam Katz in hatching a different formula for victory - one that came oh-so-close to putting Katz in City Hall.</w:t>
+        <w:t>Ellen Goodman, the Boston Globe columnist, calls 1996 ''the Year of the Soccer Mom.'' British correspondent Hugh Davies, writing in The Daily Telegraph of London, notes: ''The soccer moms of America are being pursued for their votes. . . . They run around in four-wheel-drive 'recreational vehicles' and need to be reassured that someone in Washington is thinking of them.''</w:t>
         <w:br/>
-        <w:t>One component of the GOP formula called for getting out the party's white supporters in the Northeast, river wards and parts of South Philadelphia. The second component was for Katz to win over liberal voters, many of them white, who typically vote Democratic.</w:t>
+        <w:t>Who is this soccer mom?  ''She is someone who brings children to practice and to games,'' says Kit Simeone, of the United States Youth Soccer Association. ''Kids' soccer teams consist of 14 players, so there are usually six of these moms per team. Figuring that there are 5 million kids under 19 who play soccer, I estimate there are at least a million soccer moms.''</w:t>
         <w:br/>
-        <w:t>This almost worked. Nearly complete but unofficial returns show Katz coming within 7,228 votes of Street.</w:t>
+        <w:t>What characterizes such a parent? She often drives a sports-utility vehicle or a minivan, carries snacks and orange juice, sometimes takes along extra lawn chairs. She can be a full-time homemaker or can also work outside the home. The soccer mom is an enthusiast: ''Every Saturday,'' says Cathy Mayne, who helped lead the effort to introduce major-league soccer to Columbus, Ohio, ''I'm up in time to bring my 7-year-old and a neighbor's son to an 8 a.m. game, and there's a lot of camaraderie among the parents on the sidelines.''</w:t>
         <w:br/>
-        <w:t>For both Democrats and Republicans, the key to winning was gaining the votes of the Democrats, who dominated the voter rolls, 736,692 to 191,742.</w:t>
+        <w:t>Pat Harrison, a GOP political activist from Arlington, Va., recalls the approximate time that the phrase was coined: ''(It) started in 1976, when women were first starting to enter the work force in droves and had to sacrifice to participate in their children's extracurricular activities. There are typically three practices per week, games are played on Saturdays and meets are held during the Thanksgiving holidays.''</w:t>
         <w:br/>
-        <w:t>One result of Tuesday's election is that party lines were blurred.</w:t>
+        <w:t>But what gave the phrase its political coloration, and when? ''As an identifiable group with shared values and opinions,'' says Harrison. ''We were first distinguishable in the mid-'80s. And we were usually uncommitted politically; that's why all presidential candidates started seeking the 'soccer mom vote.' ''</w:t>
         <w:br/>
-        <w:t>The Democratic Party will be splintered for a long time to come. For the long-term health of the party, Street and the Democrats have to find a way to bring the liberals back into the fold.</w:t>
+        <w:t>In the Nixon years, working-class men - especially union members in the construction trades - were known as hard hats and affected elections as they switched allegiance from Democrat to Republican. In the 1980s, they became ''Reagan Democrats''; in the '90s, many unions have sought to woo them back to the Democratic fold.</w:t>
         <w:br/>
-        <w:t>If the Republicans are to grow as a party, they must find a way to keep the liberals, whose support they received for the first time since they voted for Thacher Longstreth in 1971 against Frank Rizzo.</w:t>
-        <w:br/>
-        <w:t>Both party machines have been weakened by modern politics, which is centered on candidates, not machines. As they move ahead, the parties will continue to play a subordinate role to their candidates, who will mainly stand or fall on their own.</w:t>
-        <w:br/>
-        <w:t>"One thing proved in this election," said 1991 GOP mayoral candidate Joseph Egan, "is you have to have good candidates. People who know the issues. That's why Sam did so well. You have to start with that."</w:t>
-        <w:br/>
-        <w:t>To advance their party, Republicans will have to build coalitions around moderate, Democrat look-alikes such as Katz.</w:t>
-        <w:br/>
-        <w:t>Democrats will have to win back the gays and lesbians, Chestnut Hill and Center City progressives, and other liberals who flocked to Katz.</w:t>
-        <w:br/>
-        <w:t>The Democrats also cannot ignore the fact that while white ethnic voters helped give Street his margin of victory - by voting the party line - the vast majority of them voted for Katz, or not at all. The primary reason for this defection was race.</w:t>
-        <w:br/>
-        <w:t>Many voters went with the candidate who looked like them: blacks for Street, whites for Katz. Generally, voters feel more comfortable with a candidate who they believe is enough like them to understand their needs and desires.</w:t>
-        <w:br/>
-        <w:t>The Democrats' best bet for rebuilding is Street himself. He can bring the Katz Democrats - Demokatz - back into the tent by keeping his campaign promises of compassion for vulnerable citizens, good government and neighborhood revitalization.</w:t>
-        <w:br/>
-        <w:t>In one sense, Street's debt to the party may invigorate it. On the day after his election, he said the party would hold onto its patronage at the Parking Authority and the Redevelopment Authority. And he will owe John J. Dougherty and Pat Gillespie, leaders of building trades unions, who helped him find the working-class whites who would vote for Street.</w:t>
-        <w:br/>
-        <w:t>The Democratic Party isn't what it used to be, but it still can take credit for the votes that come out of Philadelphia for president, senator or governor. The Democratic nominee can expect to get the famous "Philly bump" that helps Democrats running statewide win Pennsylvania.</w:t>
-        <w:br/>
-        <w:t>"If the economy stays good, the Democratic nominee - whether it's [former U.S. Sen. Bill] Bradley or [Vice President] Gore - will win the city by 250,000 to 300,000 votes in 2000," said media consultant Neil Oxman, who worked for Katz.</w:t>
-        <w:br/>
-        <w:t>Both parties have watched their organizations wither over decades.</w:t>
-        <w:br/>
-        <w:t>Bob Barnett, a Democrat who was Katz's campaign director, said that neither party's organization has as many foot soldiers as it claims. He tried to mail letters to Democratic and GOP party activists using party lists. Hundreds were returned, address unknown.</w:t>
-        <w:br/>
-        <w:t>The Democrats, while not as strong as in past decades, were able to put considerable muscle behind Street.</w:t>
-        <w:br/>
-        <w:t>U.S. Rep. Chaka Fattah, known for his ability to organize an Election Day field operation, sent his team of operatives to Street campaign headquarters.</w:t>
-        <w:br/>
-        <w:t>U.S. Rep. Robert A. Brady, the city party's chairman, mounted an all-out effort to juice up the 69 Democratic ward leaders and other traditional elements of the party.</w:t>
-        <w:br/>
-        <w:t>Union leaders Dougherty and Gillespie organized that key Democratic constituency.</w:t>
-        <w:br/>
-        <w:t>Mayor Rendell, new chairman of the Democratic National Committee, tapped party sources for money and helped bring in national Democratic figures - including President Clinton - to campaign.</w:t>
-        <w:br/>
-        <w:t>All of these efforts were superimposed on Street's own campaign team.</w:t>
-        <w:br/>
-        <w:t>Brady said that hundreds of Democratic loyalists went all-out for 13 hours on Tuesday, from the moment polls opened at 7 a.m. to the moment they closed at 8 p.m.</w:t>
-        <w:br/>
-        <w:t>"We worked hard," Brady said. "We forged together all of the ward leaders, all the committee people, all the labor leaders. We put together a street operation in which no division was left uncovered."</w:t>
-        <w:br/>
-        <w:t>Democratic voters, he said, were asked to vote for Street no matter how they felt about him personally simply because he was the party's nominee.</w:t>
-        <w:br/>
-        <w:t>"There were people who maybe didn't like John Street," said Brady. "When they vote for your person, they figure you [as a Democratic leader] will be there for them someday."</w:t>
-        <w:br/>
-        <w:t>David Axelrod, Street's media consultant, said the Democrats had a tough job in working-class white areas but pulled it off. "They did it without kind of dragging out Katz voters. It was sort of a surgical strike, and it was very, very effective," he said.</w:t>
-        <w:br/>
-        <w:t>Brady's counterpart, GOP chairman Vito Canuso, said his troops worked hard, too.</w:t>
-        <w:br/>
-        <w:t>"We saw that they were enthused and organized. We had all the backup we could muster, supplemented by the Sam Katz campaign," he said. "The one thing that I was always concerned about - but never had to be upset about - was the workings of the campaign with the organization. And, it just worked beautifully."</w:t>
-        <w:br/>
-        <w:t>Unlike the Democrats, the Republicans have an organization only in parts of the city - mainly in Northeast Philadelphia.</w:t>
-        <w:br/>
-        <w:t>Katz had his own campaign structure and blended in the Republican Party with the help of sub-Republican organizations, such as the Mayfair operation led by State Rep. John M. Perzel.</w:t>
-        <w:br/>
-        <w:t>Gone are the days when party machines produced and financed a candidate. Big contributors go around the machines and give directly to the candidates; that way they can be sure their voices are heard, rather than filtered by the party bosses.</w:t>
-        <w:br/>
-        <w:t>Over decades, voters became turned off by corrupt machines more interested in self-perpetuation than in making the city work for everyone.</w:t>
-        <w:br/>
-        <w:t>The party power loss "was an evolution, not a revolution," said Hal Rosenthal, vice chairman of the liberal Americans for Democratic Action.</w:t>
-        <w:br/>
-        <w:br/>
-        <w:t>Graphic</w:t>
-        <w:br/>
+        <w:t>But soccer moms are not exclusively working class - many are upper-middle-class suburbanites - and they tend to be hardheaded rather than hard-hatted: ''This is a year of pragmatic politics when people are looking for answers,'' in the columnist Goodman's formulation.</w:t>
         <w:br/>
         <w:t xml:space="preserve"> </w:t>
         <w:br/>
-        <w:t>PHOTO;</w:t>
+        <w:t>Other analysts think of this mom as being in her 30s, harried, family-oriented, carpool-pallored, ethnically diverse, with her vote up for grabs. And as the soccer mom goes, so goes the election, if she's not too tired to get to the polls.</w:t>
         <w:br/>
-        <w:t>PHOTO</w:t>
+        <w:t>Fast and louche</w:t>
         <w:br/>
-        <w:t>Mayor-elect John F. Street takes calls of congratulations in his office. (JOHN COSTELLO, Inquirer Staff Photographer)</w:t>
+        <w:t>The vanishing art of virulent vituperation got a lift the other day when The Sunday Times of London took after Sarah Ferguson, the divorced Duchess of York. The newspaper became incensed when a book purported to reveal the dalliance of ''Fergie'' with a Texas millionaire while she was pregnant with her daughter Eugenie; this episode, coupled with the duchess's continuing Concorde-jet lifestyle while more than $ 7 million in debt, moved the editorialist to decry her ''puerile nature and incontinent ways'' and to denounce her behavior as ''louche and loose.''</w:t>
+        <w:br/>
+        <w:t>I have popped a few public figures in my day, and reached for unfamiliar adjectives to make phrases memorable, but frankly, louche was a new one to me.</w:t>
+        <w:br/>
+        <w:t>The unfamiliar adjective, originally French for ''cross-eyed,'' is rooted in the Latin luscus, ''blind in one eye.'' In English, early in the 19th century, louche, pronounced ''loosh,'' came to mean ''oblique, not straightforward,'' and in a shameful linguistic abuse of a physical disability, has since pejorated to ''disreputable, indecent.''</w:t>
+        <w:br/>
+        <w:t>(I have long needed a verb for ''to worsen in meaning,'' and have just back-formed pejorate from pejorative, based on the Latin pejorare, ''to make worse.'' Now I can pejorate all I want.)</w:t>
+        <w:br/>
+        <w:t>So there is our last duchess hanging on The Times' wall, not only louche but also puerile, ''childish'' in the sense of ''silly.'' The other adjective chosen to castigate her is incontinent. In olden times, this meant ''failing to restrain sexual appetite,'' but in 1828,Noah Webster noted the word had also gained the meaning of ''unable to retain natural evacuations.'' Because that meaning, especially regarding damaged bladders, is now dominant, I would no longer use it in the more general sense of ''showing unrestrained behavior.''</w:t>
       </w:r>
     </w:p>
     <w:sectPr>

--- a/example_articles/occupations/Construction/6.occupations_Construction_Other_publisher.docx
+++ b/example_articles/occupations/Construction/6.occupations_Construction_Other_publisher.docx
@@ -7,7 +7,7 @@
         <w:pStyle w:val="Heading1"/>
       </w:pPr>
       <w:r>
-        <w:t>CANDIDATES COURT SOCCER MOMS</w:t>
+        <w:t>'IN DARKNESS' DELVES INTO SUBTERRANEAN TALE</w:t>
       </w:r>
     </w:p>
     <w:p>
@@ -17,22 +17,22 @@
     </w:p>
     <w:p>
       <w:r>
-        <w:t>Date: 1996-10-27</w:t>
+        <w:t>Date: 2012-04-20</w:t>
       </w:r>
     </w:p>
     <w:p>
       <w:r>
-        <w:t>Section: LIFESTYLE,; ON LANGUAGE</w:t>
+        <w:t>Section: ARTS &amp; ENTERTAINMENT; MOVIE REVIEW; Pg. C-1</w:t>
       </w:r>
     </w:p>
     <w:p>
       <w:r>
-        <w:t>Source file: Other publishers/Files (500) (14).DOCX</w:t>
+        <w:t>Source file: Other publishers/Files (500) (19).DOCX</w:t>
       </w:r>
     </w:p>
     <w:p>
       <w:r>
-        <w:t>Raw occupations result, 'occupations': ['Construction']</w:t>
+        <w:t>Raw occupations result, 'occupations': ['Other: sewer worker']</w:t>
       </w:r>
     </w:p>
     <w:p>
@@ -49,39 +49,61 @@
     </w:p>
     <w:p>
       <w:r>
-        <w:t>As the presidential campaign of 1996 enters its final week, its most powerful catch phrase has just been determined. Neither candidate coined it. No commentator had a hand in it. The phrase is to this campaign what gender gap was to the Bush-Clinton coverage in 1992 and the catch phrases angry white male and Contract With America were to the 1994 congressional contest.</w:t>
+        <w:t>Anne Frank's Secret Annex in Amsterdam was luxurious compared to the Chigar family's hiding place in Lvov. Comparisons of relative degrees of horror during the Holocaust -- "Which was worse, the Dutch or Polish experience?" -- are odious but inevitable on viewing Agnieszka Holland's "In Darkness."</w:t>
         <w:br/>
-        <w:t>The envelope, please. And the winner is: soccer mom!</w:t>
+        <w:t>This ultimate upstairs/downstairs nightmare is based on the true story of Leopold Socha, a lowlife type in more ways than one: He's a sewer worker in 1943 Nazi-occupied Poland, where survival depends on bribes, extortion and theft. To supplement a meager income, he and his simple-minded pal Szczepek burglarize the homes of dispossessed Jews and stash their loot in his underground lair: the sewers beneath the Jewish ghetto.</w:t>
         <w:br/>
-        <w:t>Ellen Goodman, the Boston Globe columnist, calls 1996 ''the Year of the Soccer Mom.'' British correspondent Hugh Davies, writing in The Daily Telegraph of London, notes: ''The soccer moms of America are being pursued for their votes. . . . They run around in four-wheel-drive 'recreational vehicles' and need to be reassured that someone in Washington is thinking of them.''</w:t>
+        <w:t>Nobody knows that subterranean maze better than Socha, and no one could be more surprised to find it penetrated by desperate Jewish refugees from above. The Warsaw and Lvov ghettos are being systematically wiped out, their occupants killed or shipped to death camps, and the few escapees are hunted on all sides -- not just by the Germans but by Polish and Ukrainian bounty hunters.</w:t>
         <w:br/>
-        <w:t>Who is this soccer mom?  ''She is someone who brings children to practice and to games,'' says Kit Simeone, of the United States Youth Soccer Association. ''Kids' soccer teams consist of 14 players, so there are usually six of these moms per team. Figuring that there are 5 million kids under 19 who play soccer, I estimate there are at least a million soccer moms.''</w:t>
+        <w:t>The Nazis pay a 500-zloty reward for each refugee turned in. If local gentiles can take advantage of the Jewish liquidation and make a little cash from their misery, why not? "It's our duty," says Socha's friend Bortnik, a Ukrainian officer-collaborator.</w:t>
         <w:br/>
-        <w:t>What characterizes such a parent? She often drives a sports-utility vehicle or a minivan, carries snacks and orange juice, sometimes takes along extra lawn chairs. She can be a full-time homemaker or can also work outside the home. The soccer mom is an enthusiast: ''Every Saturday,'' says Cathy Mayne, who helped lead the effort to introduce major-league soccer to Columbus, Ohio, ''I'm up in time to bring my 7-year-old and a neighbor's son to an 8 a.m. game, and there's a lot of camaraderie among the parents on the sidelines.''</w:t>
+        <w:t>Not everyone agrees. "Those poor people," says Socha's good wife, Wanda. "The Jews crucified Christ," says Socha. "Jesus was a Jew," she replies. Dumb Szczepek is stunned: "Is it really true -- Jesus was a Jew?"</w:t>
         <w:br/>
-        <w:t>Pat Harrison, a GOP political activist from Arlington, Va., recalls the approximate time that the phrase was coined: ''(It) started in 1976, when women were first starting to enter the work force in droves and had to sacrifice to participate in their children's extracurricular activities. There are typically three practices per week, games are played on Saturdays and meets are held during the Thanksgiving holidays.''</w:t>
+        <w:t>The theological issue goes from theory to practice when the once-affluent Chigar family stumbles -- literally falls -- into Socha's rat-infested domain. The crafty Pole has two choices: Cash them in right away for the bounties, or charge them that amount for refuge there now -- with plans to extract more in the future.</w:t>
         <w:br/>
-        <w:t>But what gave the phrase its political coloration, and when? ''As an identifiable group with shared values and opinions,'' says Harrison. ''We were first distinguishable in the mid-'80s. And we were usually uncommitted politically; that's why all presidential candidates started seeking the 'soccer mom vote.' ''</w:t>
+        <w:t>He chooses the more lucrative course and calculated risk: Discovery means certain death for him as well as them. Compounding the deal, more desperate refugees show up. "I didn't promise to save every Jew in Lvov!" Socha complains.</w:t>
         <w:br/>
-        <w:t>In the Nixon years, working-class men - especially union members in the construction trades - were known as hard hats and affected elections as they switched allegiance from Democrat to Republican. In the 1980s, they became ''Reagan Democrats''; in the '90s, many unions have sought to woo them back to the Democratic fold.</w:t>
+        <w:t>The 10 or 12 "lucky" ones, including two children and a secretly pregnant woman, would spend the next 14 months in the underground labyrinth's unfathomable filth, stench, hunger and fear -- in preference to the even more unfathomable reality of efficient genocide going on up above.</w:t>
         <w:br/>
-        <w:t>But soccer moms are not exclusively working class - many are upper-middle-class suburbanites - and they tend to be hardheaded rather than hard-hatted: ''This is a year of pragmatic politics when people are looking for answers,'' in the columnist Goodman's formulation.</w:t>
+        <w:t>Brilliant, original Polish director Agnieszka Holland first came to world attention with "Europa, Europa" (1990), a less brutal kind of Holocaust film -- likewise based on a true story -- in which a Jewish boy posing as a German orphan becomes a celebrated Hitler Youth member. Her subsequent films, including the beautiful "Olivier, Olivier" (1992), "The Secret Garden" (1993) and "Washington Square" (1997), have been consistently powerful and exquisitely crafted.</w:t>
+        <w:br/>
+        <w:t>"In Darkness," based on Robert Marshall's book "In the Sewers of Lvov," was scripted by David Shamoon in English. But Ms. Holland insisted it be made in the languages of location -- Polish, German, Yiddish, Ukrainian and the working-class Balak dialect of Lvov -- to reflect the complex cultural mosaic of that tragic city, which the Poles call "Lwow" and which is now "Lviv" as part of Ukraine.</w:t>
+        <w:br/>
+        <w:t>The resulting film, one of this year's Oscar nominees for best foreign film, is harrowing from start to finish. Graphic depictions of atrocities -- sadistic shootings and humiliations in the streets -- are mercifully few, but the slaughter goes on (whether we see it or not) to the tune of German military band music. A sudden rainstorm can literally turn the refugees into drowned rats: Their haven is a potential death trap at any moment.</w:t>
+        <w:br/>
+        <w:t>Ms. Holland uses "Dido's Lament" by Purcell, with its wrenching "Remember me!" refrain, for the film's emotional peak. Her cinematography alternates a claustrophobic, hand-held camera with sophisticated dolly shots that move from below to above ground in seamless movement. The darkness is a metaphor for the Holocaust itself -- the individual and collective human capacity for hypocrisy, cruelty, depravity. Yet somehow there is hope, love and even sex in this dark hell, and Ms. Holland demands that we descend there, too, and see its condemned souls as real men and women -- not idealized victims -- with flawed characters and class conflicts in an insane situation that brings out the best and worst of human nature.</w:t>
+        <w:br/>
+        <w:t>So many excruciating Holocaust films ... why another?</w:t>
+        <w:br/>
+        <w:t>"Because the main mystery hasn't yet been solved," says Ms. Holland. "How was this crime possible there? Or in Rwanda or Bosnia? Where was Man during this crisis? Where was God?"</w:t>
+        <w:br/>
+        <w:t>Thanks to her and to Robert Wieckiewicz's great performance, we at least know where Leopold Socha was -- a casual anti-Semitic opportunist, whose commercial enterprise gradually moved from greed to conscience. But always more human than heroic.</w:t>
+        <w:br/>
+        <w:t>The slight consolation is that thousands like him did the same. The terrible truth is that millions more did not. Lvov was one of the Final Solution's most "successful" venues: Of its prewar Jewish population of 150,000, less than 1,000 survived.</w:t>
+        <w:br/>
+        <w:t>Ms. Holland's dark film, which Christian educators should assign their mature students to see, reminds us that the question isn't WWJD -- "What would Jesus do?" -- it's what would you and I do, or have done?</w:t>
+        <w:br/>
+        <w:t>'IN DARKNESS'</w:t>
+        <w:br/>
+        <w:t>Critic's Call: * * *</w:t>
+        <w:br/>
+        <w:t>Starring: Robert Wieckiewicz, Benno Furmann, Agnieszka Grochowska.</w:t>
+        <w:br/>
+        <w:t>Rating: R for violence, disturbing images, sexuality, nudity and language.</w:t>
+        <w:br/>
+        <w:br/>
+        <w:t>Notes</w:t>
+        <w:br/>
+        <w:br/>
+        <w:t>Post-Gazette film critic emeritus Barry Paris: parispg48@aol.com/</w:t>
+        <w:br/>
+        <w:br/>
+        <w:t>Graphic</w:t>
+        <w:br/>
         <w:br/>
         <w:t xml:space="preserve"> </w:t>
         <w:br/>
-        <w:t>Other analysts think of this mom as being in her 30s, harried, family-oriented, carpool-pallored, ethnically diverse, with her vote up for grabs. And as the soccer mom goes, so goes the election, if she's not too tired to get to the polls.</w:t>
-        <w:br/>
-        <w:t>Fast and louche</w:t>
-        <w:br/>
-        <w:t>The vanishing art of virulent vituperation got a lift the other day when The Sunday Times of London took after Sarah Ferguson, the divorced Duchess of York. The newspaper became incensed when a book purported to reveal the dalliance of ''Fergie'' with a Texas millionaire while she was pregnant with her daughter Eugenie; this episode, coupled with the duchess's continuing Concorde-jet lifestyle while more than $ 7 million in debt, moved the editorialist to decry her ''puerile nature and incontinent ways'' and to denounce her behavior as ''louche and loose.''</w:t>
-        <w:br/>
-        <w:t>I have popped a few public figures in my day, and reached for unfamiliar adjectives to make phrases memorable, but frankly, louche was a new one to me.</w:t>
-        <w:br/>
-        <w:t>The unfamiliar adjective, originally French for ''cross-eyed,'' is rooted in the Latin luscus, ''blind in one eye.'' In English, early in the 19th century, louche, pronounced ''loosh,'' came to mean ''oblique, not straightforward,'' and in a shameful linguistic abuse of a physical disability, has since pejorated to ''disreputable, indecent.''</w:t>
-        <w:br/>
-        <w:t>(I have long needed a verb for ''to worsen in meaning,'' and have just back-formed pejorate from pejorative, based on the Latin pejorare, ''to make worse.'' Now I can pejorate all I want.)</w:t>
-        <w:br/>
-        <w:t>So there is our last duchess hanging on The Times' wall, not only louche but also puerile, ''childish'' in the sense of ''silly.'' The other adjective chosen to castigate her is incontinent. In olden times, this meant ''failing to restrain sexual appetite,'' but in 1828,Noah Webster noted the word had also gained the meaning of ''unable to retain natural evacuations.'' Because that meaning, especially regarding damaged bladders, is now dominant, I would no longer use it in the more general sense of ''showing unrestrained behavior.''</w:t>
+        <w:t>PHOTO: Agnieszka Holland -- Director creates another powerful film.</w:t>
       </w:r>
     </w:p>
     <w:sectPr>
